--- a/assets/Benjamin_Espinoza_CV_ES.docx
+++ b/assets/Benjamin_Espinoza_CV_ES.docx
@@ -32,7 +32,7 @@
         </w:rPr>
         <w:t>Email: bmatiasespinoza@gmail.com | LinkedIn: linkedin.com/in/benmatias</w:t>
         <w:br/>
-        <w:t>Portafolio: benmatias.com | Santiago, Chile</w:t>
+        <w:t>Portafolio: benmatias.com | Credly: credly.com/users/benmatias | Santiago, Chile</w:t>
       </w:r>
     </w:p>
     <w:p>
@@ -469,6 +469,8 @@
         </w:rPr>
         <w:t>• Certificaciones: User Stories Certificate (CertiProf), Inglés B2 Upper-Intermediate (Cambridge Linguaskill), SQL &amp; Tableau Prep, Google Tag Manager.</w:t>
         <w:br/>
+        <w:t>• Insignias Digitales Verificadas (Credly): credly.com/users/benmatias</w:t>
+        <w:br/>
         <w:t>• Idiomas: Español (Nativo) | Inglés (B2 Intermedio-Alto) | Francés (A1 Básico)</w:t>
       </w:r>
     </w:p>
@@ -491,6 +493,8 @@
           <w:sz w:val="17"/>
         </w:rPr>
         <w:t>• Certificaciones: User Stories Certificate (CertiProf), Inglés B2 Upper-Intermediate (Cambridge Linguaskill), SQL &amp; Tableau Prep, Google Tag Manager.</w:t>
+        <w:br/>
+        <w:t>• Insignias Digitales Verificadas (Credly): credly.com/users/benmatias</w:t>
         <w:br/>
         <w:t>• Idiomas: Español (Nativo) | Inglés (B2 Intermedio-Alto) | Francés (A1 Básico)</w:t>
       </w:r>
